--- a/public/Documents/Invitation-Letter.docx
+++ b/public/Documents/Invitation-Letter.docx
@@ -1,6 +1,6 @@
 
 <file path=word/document.xml><?xml version="1.0" encoding="utf-8"?>
-<w:document xmlns:wpc="http://schemas.microsoft.com/office/word/2010/wordprocessingCanvas" xmlns:cx="http://schemas.microsoft.com/office/drawing/2014/chartex" xmlns:cx1="http://schemas.microsoft.com/office/drawing/2015/9/8/chartex" xmlns:cx2="http://schemas.microsoft.com/office/drawing/2015/10/21/chartex" xmlns:cx3="http://schemas.microsoft.com/office/drawing/2016/5/9/chartex" xmlns:cx4="http://schemas.microsoft.com/office/drawing/2016/5/10/chartex" xmlns:cx5="http://schemas.microsoft.com/office/drawing/2016/5/11/chartex" xmlns:cx6="http://schemas.microsoft.com/office/drawing/2016/5/12/chartex" xmlns:cx7="http://schemas.microsoft.com/office/drawing/2016/5/13/chartex" xmlns:cx8="http://schemas.microsoft.com/office/drawing/2016/5/14/chartex" xmlns:mc="http://schemas.openxmlformats.org/markup-compatibility/2006" xmlns:aink="http://schemas.microsoft.com/office/drawing/2016/ink" xmlns:am3d="http://schemas.microsoft.com/office/drawing/2017/model3d" xmlns:o="urn:schemas-microsoft-com:office:office" xmlns:oel="http://schemas.microsoft.com/office/2019/extlst" xmlns:r="http://schemas.openxmlformats.org/officeDocument/2006/relationships" xmlns:m="http://schemas.openxmlformats.org/officeDocument/2006/math" xmlns:v="urn:schemas-microsoft-com:vml" xmlns:wp14="http://schemas.microsoft.com/office/word/2010/wordprocessingDrawing" xmlns:wp="http://schemas.openxmlformats.org/drawingml/2006/wordprocessingDrawing" xmlns:w10="urn:schemas-microsoft-com:office:word" xmlns:w="http://schemas.openxmlformats.org/wordprocessingml/2006/main" xmlns:w14="http://schemas.microsoft.com/office/word/2010/wordml" xmlns:w15="http://schemas.microsoft.com/office/word/2012/wordml" xmlns:w16cex="http://schemas.microsoft.com/office/word/2018/wordml/cex" xmlns:w16cid="http://schemas.microsoft.com/office/word/2016/wordml/cid" xmlns:w16="http://schemas.microsoft.com/office/word/2018/wordml" xmlns:w16du="http://schemas.microsoft.com/office/word/2023/wordml/word16du" xmlns:w16sdtdh="http://schemas.microsoft.com/office/word/2020/wordml/sdtdatahash" xmlns:w16sdtfl="http://schemas.microsoft.com/office/word/2024/wordml/sdtformatlock" xmlns:w16se="http://schemas.microsoft.com/office/word/2015/wordml/symex" xmlns:wpg="http://schemas.microsoft.com/office/word/2010/wordprocessingGroup" xmlns:wpi="http://schemas.microsoft.com/office/word/2010/wordprocessingInk" xmlns:wne="http://schemas.microsoft.com/office/word/2006/wordml" xmlns:wps="http://schemas.microsoft.com/office/word/2010/wordprocessingShape" mc:Ignorable="w14 w15 w16se w16cid w16 w16cex w16sdtdh w16sdtfl w16du wp14">
+<w:document xmlns:wpc="http://schemas.microsoft.com/office/word/2010/wordprocessingCanvas" xmlns:cx="http://schemas.microsoft.com/office/drawing/2014/chartex" xmlns:mc="http://schemas.openxmlformats.org/markup-compatibility/2006" xmlns:o="urn:schemas-microsoft-com:office:office" xmlns:r="http://schemas.openxmlformats.org/officeDocument/2006/relationships" xmlns:m="http://schemas.openxmlformats.org/officeDocument/2006/math" xmlns:v="urn:schemas-microsoft-com:vml" xmlns:wp14="http://schemas.microsoft.com/office/word/2010/wordprocessingDrawing" xmlns:wp="http://schemas.openxmlformats.org/drawingml/2006/wordprocessingDrawing" xmlns:w10="urn:schemas-microsoft-com:office:word" xmlns:w="http://schemas.openxmlformats.org/wordprocessingml/2006/main" xmlns:w14="http://schemas.microsoft.com/office/word/2010/wordml" xmlns:w15="http://schemas.microsoft.com/office/word/2012/wordml" xmlns:w16se="http://schemas.microsoft.com/office/word/2015/wordml/symex" xmlns:wpg="http://schemas.microsoft.com/office/word/2010/wordprocessingGroup" xmlns:wpi="http://schemas.microsoft.com/office/word/2010/wordprocessingInk" xmlns:wne="http://schemas.microsoft.com/office/word/2006/wordml" xmlns:wps="http://schemas.microsoft.com/office/word/2010/wordprocessingShape" mc:Ignorable="w14 w15 w16se wp14">
   <w:body>
     <w:p>
       <w:pPr>
@@ -444,50 +444,26 @@
           <w:b/>
           <w:sz w:val="24"/>
         </w:rPr>
-        <w:t>June 23</w:t>
-      </w:r>
-      <w:r>
-        <w:rPr>
-          <w:b/>
-          <w:sz w:val="24"/>
-        </w:rPr>
-        <w:t>, 2026</w:t>
+        <w:t>June 23, 2026</w:t>
       </w:r>
       <w:r>
         <w:t xml:space="preserve">. </w:t>
       </w:r>
       <w:r>
-        <w:t>The tournament (</w:t>
-      </w:r>
-      <w:r>
-        <w:t>BOYS</w:t>
-      </w:r>
-      <w:r>
-        <w:t xml:space="preserve">) will begin with the opening ceremony on </w:t>
-      </w:r>
-      <w:r>
-        <w:rPr>
-          <w:b/>
-          <w:sz w:val="24"/>
-        </w:rPr>
-        <w:t>June 2</w:t>
-      </w:r>
-      <w:r>
-        <w:rPr>
-          <w:b/>
-          <w:sz w:val="24"/>
-        </w:rPr>
-        <w:t>6</w:t>
-      </w:r>
-      <w:r>
-        <w:rPr>
-          <w:b/>
-          <w:sz w:val="24"/>
-        </w:rPr>
-        <w:t>, 2026</w:t>
-      </w:r>
-      <w:r>
-        <w:t xml:space="preserve">The participating teams are requested to bring one school flag and banner bearing the name of their school for ceremonies. </w:t>
+        <w:t xml:space="preserve">The tournament (BOYS) will begin with the opening ceremony on </w:t>
+      </w:r>
+      <w:r>
+        <w:rPr>
+          <w:b/>
+          <w:sz w:val="24"/>
+        </w:rPr>
+        <w:t>June 26, 2026</w:t>
+      </w:r>
+      <w:r>
+        <w:t>The participating teams are req</w:t>
+      </w:r>
+      <w:r>
+        <w:t xml:space="preserve">uested to bring one school flag and banner bearing the name of their school for ceremonies. </w:t>
       </w:r>
     </w:p>
     <w:p>
@@ -659,62 +635,7 @@
           <w:highlight w:val="cyan"/>
           <w:lang w:val="en-IN"/>
         </w:rPr>
-        <w:t xml:space="preserve"> </w:t>
-      </w:r>
-      <w:r>
-        <w:rPr>
-          <w:b/>
-          <w:bCs/>
-          <w:sz w:val="24"/>
-          <w:szCs w:val="24"/>
-          <w:highlight w:val="cyan"/>
-          <w:lang w:val="en-IN"/>
-        </w:rPr>
-        <w:t xml:space="preserve">(Arrival of outstation </w:t>
-      </w:r>
-      <w:r>
-        <w:rPr>
-          <w:b/>
-          <w:bCs/>
-          <w:sz w:val="24"/>
-          <w:szCs w:val="24"/>
-          <w:highlight w:val="cyan"/>
-          <w:lang w:val="en-IN"/>
-        </w:rPr>
-        <w:t>Boys</w:t>
-      </w:r>
-      <w:r>
-        <w:rPr>
-          <w:b/>
-          <w:bCs/>
-          <w:sz w:val="24"/>
-          <w:szCs w:val="24"/>
-          <w:highlight w:val="cyan"/>
-          <w:lang w:val="en-IN"/>
-        </w:rPr>
-        <w:t xml:space="preserve"> Team on June 2</w:t>
-      </w:r>
-      <w:r>
-        <w:rPr>
-          <w:b/>
-          <w:bCs/>
-          <w:sz w:val="24"/>
-          <w:szCs w:val="24"/>
-          <w:highlight w:val="cyan"/>
-          <w:lang w:val="en-IN"/>
-        </w:rPr>
-        <w:t>5</w:t>
-      </w:r>
-      <w:r>
-        <w:rPr>
-          <w:b/>
-          <w:bCs/>
-          <w:sz w:val="24"/>
-          <w:szCs w:val="24"/>
-          <w:highlight w:val="cyan"/>
-          <w:lang w:val="en-IN"/>
-        </w:rPr>
-        <w:t>, 2026)</w:t>
+        <w:t xml:space="preserve"> (Arrival of outstation Boys Team on June 25, 2026)</w:t>
       </w:r>
     </w:p>
     <w:p>
@@ -1098,15 +1019,7 @@
           <w:spacing w:val="-3"/>
           <w:sz w:val="24"/>
         </w:rPr>
-        <w:t xml:space="preserve"> BASKETBALL Cluster XVIII</w:t>
-      </w:r>
-      <w:r>
-        <w:rPr>
-          <w:b/>
-          <w:spacing w:val="-3"/>
-          <w:sz w:val="24"/>
-        </w:rPr>
-        <w:t xml:space="preserve"> – 2026.</w:t>
+        <w:t xml:space="preserve"> BASKETBALL Cluster XVIII – 2026.</w:t>
       </w:r>
     </w:p>
     <w:p>
@@ -1307,7 +1220,6 @@
         </w:rPr>
         <w:t xml:space="preserve"> </w:t>
       </w:r>
-      <w:proofErr w:type="gramStart"/>
       <w:r>
         <w:rPr>
           <w:b/>
@@ -1316,18 +1228,7 @@
           <w:highlight w:val="cyan"/>
           <w:u w:val="single" w:color="25282A"/>
         </w:rPr>
-        <w:t>Student</w:t>
-      </w:r>
-      <w:proofErr w:type="gramEnd"/>
-      <w:r>
-        <w:rPr>
-          <w:b/>
-          <w:color w:val="25282A"/>
-          <w:sz w:val="24"/>
-          <w:highlight w:val="cyan"/>
-          <w:u w:val="single" w:color="25282A"/>
-        </w:rPr>
-        <w:t>,</w:t>
+        <w:t>Student,</w:t>
       </w:r>
       <w:r>
         <w:rPr>
@@ -1489,7 +1390,14 @@
           <w:b/>
           <w:sz w:val="24"/>
         </w:rPr>
-        <w:t>consent letter/confirmation letter</w:t>
+        <w:t>consent</w:t>
+      </w:r>
+      <w:r>
+        <w:rPr>
+          <w:b/>
+          <w:sz w:val="24"/>
+        </w:rPr>
+        <w:t xml:space="preserve"> letter/confirmation letter</w:t>
       </w:r>
       <w:r>
         <w:rPr>
@@ -2106,8 +2014,10 @@
                 <w:spacing w:val="-2"/>
                 <w:sz w:val="24"/>
               </w:rPr>
-              <w:t>9478725530</w:t>
-            </w:r>
+              <w:t>7973908724</w:t>
+            </w:r>
+            <w:bookmarkStart w:id="1" w:name="_GoBack"/>
+            <w:bookmarkEnd w:id="1"/>
           </w:p>
         </w:tc>
       </w:tr>
@@ -2628,29 +2538,13 @@
         <w:t xml:space="preserve"> </w:t>
       </w:r>
       <w:r>
-        <w:t xml:space="preserve">School </w:t>
-      </w:r>
-      <w:proofErr w:type="spellStart"/>
-      <w:r>
-        <w:t>Defence</w:t>
-      </w:r>
-      <w:proofErr w:type="spellEnd"/>
-      <w:r>
-        <w:t xml:space="preserve"> Road</w:t>
+        <w:t>School Defence Road</w:t>
       </w:r>
       <w:r>
         <w:t>,</w:t>
       </w:r>
       <w:r>
-        <w:t xml:space="preserve"> </w:t>
-      </w:r>
-      <w:proofErr w:type="spellStart"/>
-      <w:r>
-        <w:t>Pangoli</w:t>
-      </w:r>
-      <w:proofErr w:type="spellEnd"/>
-      <w:r>
-        <w:t xml:space="preserve"> </w:t>
+        <w:t xml:space="preserve"> Pangoli </w:t>
       </w:r>
       <w:r>
         <w:rPr>
@@ -2893,7 +2787,7 @@
 </file>
 
 <file path=word/numbering.xml><?xml version="1.0" encoding="utf-8"?>
-<w:numbering xmlns:wpc="http://schemas.microsoft.com/office/word/2010/wordprocessingCanvas" xmlns:cx="http://schemas.microsoft.com/office/drawing/2014/chartex" xmlns:cx1="http://schemas.microsoft.com/office/drawing/2015/9/8/chartex" xmlns:cx2="http://schemas.microsoft.com/office/drawing/2015/10/21/chartex" xmlns:cx3="http://schemas.microsoft.com/office/drawing/2016/5/9/chartex" xmlns:cx4="http://schemas.microsoft.com/office/drawing/2016/5/10/chartex" xmlns:cx5="http://schemas.microsoft.com/office/drawing/2016/5/11/chartex" xmlns:cx6="http://schemas.microsoft.com/office/drawing/2016/5/12/chartex" xmlns:cx7="http://schemas.microsoft.com/office/drawing/2016/5/13/chartex" xmlns:cx8="http://schemas.microsoft.com/office/drawing/2016/5/14/chartex" xmlns:mc="http://schemas.openxmlformats.org/markup-compatibility/2006" xmlns:aink="http://schemas.microsoft.com/office/drawing/2016/ink" xmlns:am3d="http://schemas.microsoft.com/office/drawing/2017/model3d" xmlns:o="urn:schemas-microsoft-com:office:office" xmlns:oel="http://schemas.microsoft.com/office/2019/extlst" xmlns:r="http://schemas.openxmlformats.org/officeDocument/2006/relationships" xmlns:m="http://schemas.openxmlformats.org/officeDocument/2006/math" xmlns:v="urn:schemas-microsoft-com:vml" xmlns:wp14="http://schemas.microsoft.com/office/word/2010/wordprocessingDrawing" xmlns:wp="http://schemas.openxmlformats.org/drawingml/2006/wordprocessingDrawing" xmlns:w10="urn:schemas-microsoft-com:office:word" xmlns:w="http://schemas.openxmlformats.org/wordprocessingml/2006/main" xmlns:w14="http://schemas.microsoft.com/office/word/2010/wordml" xmlns:w15="http://schemas.microsoft.com/office/word/2012/wordml" xmlns:w16cex="http://schemas.microsoft.com/office/word/2018/wordml/cex" xmlns:w16cid="http://schemas.microsoft.com/office/word/2016/wordml/cid" xmlns:w16="http://schemas.microsoft.com/office/word/2018/wordml" xmlns:w16du="http://schemas.microsoft.com/office/word/2023/wordml/word16du" xmlns:w16sdtdh="http://schemas.microsoft.com/office/word/2020/wordml/sdtdatahash" xmlns:w16sdtfl="http://schemas.microsoft.com/office/word/2024/wordml/sdtformatlock" xmlns:w16se="http://schemas.microsoft.com/office/word/2015/wordml/symex" xmlns:wpg="http://schemas.microsoft.com/office/word/2010/wordprocessingGroup" xmlns:wpi="http://schemas.microsoft.com/office/word/2010/wordprocessingInk" xmlns:wne="http://schemas.microsoft.com/office/word/2006/wordml" xmlns:wps="http://schemas.microsoft.com/office/word/2010/wordprocessingShape" mc:Ignorable="w14 w15 w16se w16cid w16 w16cex w16sdtdh w16sdtfl w16du wp14">
+<w:numbering xmlns:wpc="http://schemas.microsoft.com/office/word/2010/wordprocessingCanvas" xmlns:cx="http://schemas.microsoft.com/office/drawing/2014/chartex" xmlns:mc="http://schemas.openxmlformats.org/markup-compatibility/2006" xmlns:o="urn:schemas-microsoft-com:office:office" xmlns:r="http://schemas.openxmlformats.org/officeDocument/2006/relationships" xmlns:m="http://schemas.openxmlformats.org/officeDocument/2006/math" xmlns:v="urn:schemas-microsoft-com:vml" xmlns:wp14="http://schemas.microsoft.com/office/word/2010/wordprocessingDrawing" xmlns:wp="http://schemas.openxmlformats.org/drawingml/2006/wordprocessingDrawing" xmlns:w10="urn:schemas-microsoft-com:office:word" xmlns:w="http://schemas.openxmlformats.org/wordprocessingml/2006/main" xmlns:w14="http://schemas.microsoft.com/office/word/2010/wordml" xmlns:w15="http://schemas.microsoft.com/office/word/2012/wordml" xmlns:w16se="http://schemas.microsoft.com/office/word/2015/wordml/symex" xmlns:wpg="http://schemas.microsoft.com/office/word/2010/wordprocessingGroup" xmlns:wpi="http://schemas.microsoft.com/office/word/2010/wordprocessingInk" xmlns:wne="http://schemas.microsoft.com/office/word/2006/wordml" xmlns:wps="http://schemas.microsoft.com/office/word/2010/wordprocessingShape" mc:Ignorable="w14 w15 w16se wp14">
   <w:abstractNum w:abstractNumId="0" w15:restartNumberingAfterBreak="0">
     <w:nsid w:val="23E7022D"/>
     <w:multiLevelType w:val="hybridMultilevel"/>
@@ -3018,14 +2912,14 @@
       </w:rPr>
     </w:lvl>
   </w:abstractNum>
-  <w:num w:numId="1" w16cid:durableId="1488594649">
+  <w:num w:numId="1">
     <w:abstractNumId w:val="0"/>
   </w:num>
 </w:numbering>
 </file>
 
 <file path=word/styles.xml><?xml version="1.0" encoding="utf-8"?>
-<w:styles xmlns:mc="http://schemas.openxmlformats.org/markup-compatibility/2006" xmlns:r="http://schemas.openxmlformats.org/officeDocument/2006/relationships" xmlns:w="http://schemas.openxmlformats.org/wordprocessingml/2006/main" xmlns:w14="http://schemas.microsoft.com/office/word/2010/wordml" xmlns:w15="http://schemas.microsoft.com/office/word/2012/wordml" xmlns:w16cex="http://schemas.microsoft.com/office/word/2018/wordml/cex" xmlns:w16cid="http://schemas.microsoft.com/office/word/2016/wordml/cid" xmlns:w16="http://schemas.microsoft.com/office/word/2018/wordml" xmlns:w16du="http://schemas.microsoft.com/office/word/2023/wordml/word16du" xmlns:w16sdtdh="http://schemas.microsoft.com/office/word/2020/wordml/sdtdatahash" xmlns:w16sdtfl="http://schemas.microsoft.com/office/word/2024/wordml/sdtformatlock" xmlns:w16se="http://schemas.microsoft.com/office/word/2015/wordml/symex" mc:Ignorable="w14 w15 w16se w16cid w16 w16cex w16sdtdh w16sdtfl w16du">
+<w:styles xmlns:mc="http://schemas.openxmlformats.org/markup-compatibility/2006" xmlns:r="http://schemas.openxmlformats.org/officeDocument/2006/relationships" xmlns:w="http://schemas.openxmlformats.org/wordprocessingml/2006/main" xmlns:w14="http://schemas.microsoft.com/office/word/2010/wordml" xmlns:w15="http://schemas.microsoft.com/office/word/2012/wordml" xmlns:w16se="http://schemas.microsoft.com/office/word/2015/wordml/symex" mc:Ignorable="w14 w15 w16se">
   <w:docDefaults>
     <w:rPrDefault>
       <w:rPr>
@@ -3043,7 +2937,7 @@
       </w:pPr>
     </w:pPrDefault>
   </w:docDefaults>
-  <w:latentStyles w:defLockedState="0" w:defUIPriority="99" w:defSemiHidden="0" w:defUnhideWhenUsed="0" w:defQFormat="0" w:count="376">
+  <w:latentStyles w:defLockedState="0" w:defUIPriority="99" w:defSemiHidden="0" w:defUnhideWhenUsed="0" w:defQFormat="0" w:count="371">
     <w:lsdException w:name="Normal" w:uiPriority="0" w:qFormat="1"/>
     <w:lsdException w:name="heading 1" w:uiPriority="9" w:qFormat="1"/>
     <w:lsdException w:name="heading 2" w:semiHidden="1" w:uiPriority="9" w:unhideWhenUsed="1" w:qFormat="1"/>
@@ -3415,11 +3309,6 @@
     <w:lsdException w:name="List Table 5 Dark Accent 6" w:uiPriority="50"/>
     <w:lsdException w:name="List Table 6 Colorful Accent 6" w:uiPriority="51"/>
     <w:lsdException w:name="List Table 7 Colorful Accent 6" w:uiPriority="52"/>
-    <w:lsdException w:name="Mention" w:semiHidden="1" w:unhideWhenUsed="1"/>
-    <w:lsdException w:name="Smart Hyperlink" w:semiHidden="1" w:unhideWhenUsed="1"/>
-    <w:lsdException w:name="Hashtag" w:semiHidden="1" w:unhideWhenUsed="1"/>
-    <w:lsdException w:name="Unresolved Mention" w:semiHidden="1" w:unhideWhenUsed="1"/>
-    <w:lsdException w:name="Smart Link" w:semiHidden="1" w:unhideWhenUsed="1"/>
   </w:latentStyles>
   <w:style w:type="paragraph" w:default="1" w:styleId="Normal">
     <w:name w:val="Normal"/>
@@ -3450,6 +3339,7 @@
   <w:style w:type="character" w:default="1" w:styleId="DefaultParagraphFont">
     <w:name w:val="Default Paragraph Font"/>
     <w:uiPriority w:val="1"/>
+    <w:semiHidden/>
     <w:unhideWhenUsed/>
   </w:style>
   <w:style w:type="table" w:default="1" w:styleId="TableNormal">
@@ -3516,7 +3406,7 @@
       <w:u w:val="single"/>
     </w:rPr>
   </w:style>
-  <w:style w:type="character" w:styleId="UnresolvedMention">
+  <w:style w:type="character" w:customStyle="1" w:styleId="UnresolvedMention">
     <w:name w:val="Unresolved Mention"/>
     <w:basedOn w:val="DefaultParagraphFont"/>
     <w:uiPriority w:val="99"/>

--- a/public/Documents/Invitation-Letter.docx
+++ b/public/Documents/Invitation-Letter.docx
@@ -1,6 +1,6 @@
 
 <file path=word/document.xml><?xml version="1.0" encoding="utf-8"?>
-<w:document xmlns:wpc="http://schemas.microsoft.com/office/word/2010/wordprocessingCanvas" xmlns:cx="http://schemas.microsoft.com/office/drawing/2014/chartex" xmlns:mc="http://schemas.openxmlformats.org/markup-compatibility/2006" xmlns:o="urn:schemas-microsoft-com:office:office" xmlns:r="http://schemas.openxmlformats.org/officeDocument/2006/relationships" xmlns:m="http://schemas.openxmlformats.org/officeDocument/2006/math" xmlns:v="urn:schemas-microsoft-com:vml" xmlns:wp14="http://schemas.microsoft.com/office/word/2010/wordprocessingDrawing" xmlns:wp="http://schemas.openxmlformats.org/drawingml/2006/wordprocessingDrawing" xmlns:w10="urn:schemas-microsoft-com:office:word" xmlns:w="http://schemas.openxmlformats.org/wordprocessingml/2006/main" xmlns:w14="http://schemas.microsoft.com/office/word/2010/wordml" xmlns:w15="http://schemas.microsoft.com/office/word/2012/wordml" xmlns:w16se="http://schemas.microsoft.com/office/word/2015/wordml/symex" xmlns:wpg="http://schemas.microsoft.com/office/word/2010/wordprocessingGroup" xmlns:wpi="http://schemas.microsoft.com/office/word/2010/wordprocessingInk" xmlns:wne="http://schemas.microsoft.com/office/word/2006/wordml" xmlns:wps="http://schemas.microsoft.com/office/word/2010/wordprocessingShape" mc:Ignorable="w14 w15 w16se wp14">
+<w:document xmlns:wpc="http://schemas.microsoft.com/office/word/2010/wordprocessingCanvas" xmlns:cx="http://schemas.microsoft.com/office/drawing/2014/chartex" xmlns:cx1="http://schemas.microsoft.com/office/drawing/2015/9/8/chartex" xmlns:cx2="http://schemas.microsoft.com/office/drawing/2015/10/21/chartex" xmlns:cx3="http://schemas.microsoft.com/office/drawing/2016/5/9/chartex" xmlns:cx4="http://schemas.microsoft.com/office/drawing/2016/5/10/chartex" xmlns:cx5="http://schemas.microsoft.com/office/drawing/2016/5/11/chartex" xmlns:cx6="http://schemas.microsoft.com/office/drawing/2016/5/12/chartex" xmlns:cx7="http://schemas.microsoft.com/office/drawing/2016/5/13/chartex" xmlns:cx8="http://schemas.microsoft.com/office/drawing/2016/5/14/chartex" xmlns:mc="http://schemas.openxmlformats.org/markup-compatibility/2006" xmlns:aink="http://schemas.microsoft.com/office/drawing/2016/ink" xmlns:am3d="http://schemas.microsoft.com/office/drawing/2017/model3d" xmlns:o="urn:schemas-microsoft-com:office:office" xmlns:oel="http://schemas.microsoft.com/office/2019/extlst" xmlns:r="http://schemas.openxmlformats.org/officeDocument/2006/relationships" xmlns:m="http://schemas.openxmlformats.org/officeDocument/2006/math" xmlns:v="urn:schemas-microsoft-com:vml" xmlns:wp14="http://schemas.microsoft.com/office/word/2010/wordprocessingDrawing" xmlns:wp="http://schemas.openxmlformats.org/drawingml/2006/wordprocessingDrawing" xmlns:w10="urn:schemas-microsoft-com:office:word" xmlns:w="http://schemas.openxmlformats.org/wordprocessingml/2006/main" xmlns:w14="http://schemas.microsoft.com/office/word/2010/wordml" xmlns:w15="http://schemas.microsoft.com/office/word/2012/wordml" xmlns:w16cex="http://schemas.microsoft.com/office/word/2018/wordml/cex" xmlns:w16cid="http://schemas.microsoft.com/office/word/2016/wordml/cid" xmlns:w16="http://schemas.microsoft.com/office/word/2018/wordml" xmlns:w16du="http://schemas.microsoft.com/office/word/2023/wordml/word16du" xmlns:w16sdtdh="http://schemas.microsoft.com/office/word/2020/wordml/sdtdatahash" xmlns:w16sdtfl="http://schemas.microsoft.com/office/word/2024/wordml/sdtformatlock" xmlns:w16se="http://schemas.microsoft.com/office/word/2015/wordml/symex" xmlns:wpg="http://schemas.microsoft.com/office/word/2010/wordprocessingGroup" xmlns:wpi="http://schemas.microsoft.com/office/word/2010/wordprocessingInk" xmlns:wne="http://schemas.microsoft.com/office/word/2006/wordml" xmlns:wps="http://schemas.microsoft.com/office/word/2010/wordprocessingShape" mc:Ignorable="w14 w15 w16se w16cid w16 w16cex w16sdtdh w16sdtfl w16du wp14">
   <w:body>
     <w:p>
       <w:pPr>
@@ -16,23 +16,6 @@
           <w:b/>
           <w:sz w:val="24"/>
         </w:rPr>
-        <w:t>To</w:t>
-      </w:r>
-    </w:p>
-    <w:p>
-      <w:pPr>
-        <w:spacing w:before="65" w:line="275" w:lineRule="exact"/>
-        <w:ind w:left="154"/>
-        <w:rPr>
-          <w:b/>
-          <w:sz w:val="24"/>
-        </w:rPr>
-      </w:pPr>
-      <w:r>
-        <w:rPr>
-          <w:b/>
-          <w:sz w:val="24"/>
-        </w:rPr>
         <w:t>The</w:t>
       </w:r>
       <w:r>
@@ -135,6 +118,36 @@
           <w:b/>
           <w:sz w:val="24"/>
         </w:rPr>
+        <w:t>under</w:t>
+      </w:r>
+      <w:r>
+        <w:rPr>
+          <w:b/>
+          <w:spacing w:val="-8"/>
+          <w:sz w:val="24"/>
+        </w:rPr>
+        <w:t xml:space="preserve"> </w:t>
+      </w:r>
+      <w:r>
+        <w:rPr>
+          <w:b/>
+          <w:sz w:val="24"/>
+        </w:rPr>
+        <w:t>14,17,19</w:t>
+      </w:r>
+      <w:r>
+        <w:rPr>
+          <w:b/>
+          <w:spacing w:val="-6"/>
+          <w:sz w:val="24"/>
+        </w:rPr>
+        <w:t xml:space="preserve"> </w:t>
+      </w:r>
+      <w:r>
+        <w:rPr>
+          <w:b/>
+          <w:sz w:val="24"/>
+        </w:rPr>
         <w:t>(Boys</w:t>
       </w:r>
       <w:r>
@@ -182,13 +195,41 @@
         </w:rPr>
         <w:t xml:space="preserve">from </w:t>
       </w:r>
-      <w:bookmarkStart w:id="0" w:name="_Hlk230210064"/>
-      <w:r>
-        <w:rPr>
-          <w:b/>
-          <w:sz w:val="24"/>
-        </w:rPr>
-        <w:t xml:space="preserve">June 23 </w:t>
+      <w:bookmarkStart w:id="0" w:name="_Hlk232593491"/>
+      <w:r>
+        <w:rPr>
+          <w:b/>
+          <w:sz w:val="24"/>
+        </w:rPr>
+        <w:t>J</w:t>
+      </w:r>
+      <w:r>
+        <w:rPr>
+          <w:b/>
+          <w:sz w:val="24"/>
+        </w:rPr>
+        <w:t>uly</w:t>
+      </w:r>
+      <w:r>
+        <w:rPr>
+          <w:b/>
+          <w:sz w:val="24"/>
+        </w:rPr>
+        <w:t xml:space="preserve"> 2</w:t>
+      </w:r>
+      <w:r>
+        <w:rPr>
+          <w:b/>
+          <w:sz w:val="24"/>
+        </w:rPr>
+        <w:t>5</w:t>
+      </w:r>
+      <w:r>
+        <w:rPr>
+          <w:b/>
+          <w:sz w:val="24"/>
+        </w:rPr>
+        <w:t xml:space="preserve"> </w:t>
       </w:r>
       <w:r>
         <w:rPr>
@@ -202,9 +243,36 @@
           <w:b/>
           <w:sz w:val="24"/>
         </w:rPr>
-        <w:t>June 28, 2026</w:t>
-      </w:r>
-      <w:bookmarkEnd w:id="0"/>
+        <w:t>Ju</w:t>
+      </w:r>
+      <w:r>
+        <w:rPr>
+          <w:b/>
+          <w:sz w:val="24"/>
+        </w:rPr>
+        <w:t>ly</w:t>
+      </w:r>
+      <w:r>
+        <w:rPr>
+          <w:b/>
+          <w:sz w:val="24"/>
+        </w:rPr>
+        <w:t xml:space="preserve"> </w:t>
+      </w:r>
+      <w:r>
+        <w:rPr>
+          <w:b/>
+          <w:sz w:val="24"/>
+        </w:rPr>
+        <w:t>30</w:t>
+      </w:r>
+      <w:r>
+        <w:rPr>
+          <w:b/>
+          <w:sz w:val="24"/>
+        </w:rPr>
+        <w:t>, 2026</w:t>
+      </w:r>
       <w:r>
         <w:rPr>
           <w:b/>
@@ -213,6 +281,7 @@
         <w:t>.</w:t>
       </w:r>
     </w:p>
+    <w:bookmarkEnd w:id="0"/>
     <w:p>
       <w:pPr>
         <w:pStyle w:val="BodyText"/>
@@ -422,7 +491,63 @@
           <w:b/>
           <w:sz w:val="24"/>
         </w:rPr>
-        <w:t>from June 23 to June 28, 2026.</w:t>
+        <w:t>from Ju</w:t>
+      </w:r>
+      <w:r>
+        <w:rPr>
+          <w:b/>
+          <w:sz w:val="24"/>
+        </w:rPr>
+        <w:t>ly</w:t>
+      </w:r>
+      <w:r>
+        <w:rPr>
+          <w:b/>
+          <w:sz w:val="24"/>
+        </w:rPr>
+        <w:t xml:space="preserve"> 2</w:t>
+      </w:r>
+      <w:r>
+        <w:rPr>
+          <w:b/>
+          <w:sz w:val="24"/>
+        </w:rPr>
+        <w:t>5</w:t>
+      </w:r>
+      <w:r>
+        <w:rPr>
+          <w:b/>
+          <w:sz w:val="24"/>
+        </w:rPr>
+        <w:t xml:space="preserve"> to Ju</w:t>
+      </w:r>
+      <w:r>
+        <w:rPr>
+          <w:b/>
+          <w:sz w:val="24"/>
+        </w:rPr>
+        <w:t>ly</w:t>
+      </w:r>
+      <w:r>
+        <w:rPr>
+          <w:b/>
+          <w:sz w:val="24"/>
+        </w:rPr>
+        <w:t xml:space="preserve"> </w:t>
+      </w:r>
+      <w:r>
+        <w:rPr>
+          <w:b/>
+          <w:sz w:val="24"/>
+        </w:rPr>
+        <w:t>30</w:t>
+      </w:r>
+      <w:r>
+        <w:rPr>
+          <w:b/>
+          <w:sz w:val="24"/>
+        </w:rPr>
+        <w:t>, 2026.</w:t>
       </w:r>
     </w:p>
     <w:p>
@@ -431,39 +556,84 @@
         <w:ind w:left="154"/>
       </w:pPr>
       <w:r>
-        <w:t>The tournament</w:t>
-      </w:r>
-      <w:r>
-        <w:t xml:space="preserve"> (GIRLS)</w:t>
-      </w:r>
-      <w:r>
-        <w:t xml:space="preserve"> will begin with the opening ceremony on </w:t>
-      </w:r>
-      <w:r>
-        <w:rPr>
-          <w:b/>
-          <w:sz w:val="24"/>
-        </w:rPr>
-        <w:t>June 23, 2026</w:t>
+        <w:t xml:space="preserve">The tournament will begin with the opening ceremony on </w:t>
+      </w:r>
+      <w:r>
+        <w:rPr>
+          <w:b/>
+          <w:sz w:val="24"/>
+        </w:rPr>
+        <w:t>Ju</w:t>
+      </w:r>
+      <w:r>
+        <w:rPr>
+          <w:b/>
+          <w:sz w:val="24"/>
+        </w:rPr>
+        <w:t>ly</w:t>
+      </w:r>
+      <w:r>
+        <w:rPr>
+          <w:b/>
+          <w:sz w:val="24"/>
+        </w:rPr>
+        <w:t xml:space="preserve"> 2</w:t>
+      </w:r>
+      <w:r>
+        <w:rPr>
+          <w:b/>
+          <w:sz w:val="24"/>
+        </w:rPr>
+        <w:t>5</w:t>
+      </w:r>
+      <w:r>
+        <w:rPr>
+          <w:b/>
+          <w:sz w:val="24"/>
+        </w:rPr>
+        <w:t>, 2026</w:t>
       </w:r>
       <w:r>
         <w:t xml:space="preserve">. </w:t>
       </w:r>
       <w:r>
-        <w:t xml:space="preserve">The tournament (BOYS) will begin with the opening ceremony on </w:t>
-      </w:r>
-      <w:r>
-        <w:rPr>
-          <w:b/>
-          <w:sz w:val="24"/>
-        </w:rPr>
-        <w:t>June 26, 2026</w:t>
-      </w:r>
-      <w:r>
-        <w:t>The participating teams are req</w:t>
-      </w:r>
-      <w:r>
-        <w:t xml:space="preserve">uested to bring one school flag and banner bearing the name of their school for ceremonies. </w:t>
+        <w:t xml:space="preserve">The participating teams are requested to bring one school flag and banner bearing the name of their school for ceremonies. The team officials have to report us on </w:t>
+      </w:r>
+      <w:r>
+        <w:rPr>
+          <w:b/>
+        </w:rPr>
+        <w:t>Ju</w:t>
+      </w:r>
+      <w:r>
+        <w:rPr>
+          <w:b/>
+        </w:rPr>
+        <w:t>ly 24</w:t>
+      </w:r>
+      <w:r>
+        <w:rPr>
+          <w:b/>
+        </w:rPr>
+        <w:t>, 2026</w:t>
+      </w:r>
+      <w:r>
+        <w:rPr>
+          <w:b/>
+        </w:rPr>
+        <w:t xml:space="preserve"> </w:t>
+      </w:r>
+      <w:r>
+        <w:t xml:space="preserve">before </w:t>
+      </w:r>
+      <w:r>
+        <w:rPr>
+          <w:b/>
+        </w:rPr>
+        <w:t>4.00 pm</w:t>
+      </w:r>
+      <w:r>
+        <w:t>. Officials’ meeting is compulsory for all team officials.</w:t>
       </w:r>
     </w:p>
     <w:p>
@@ -476,14 +646,18 @@
       <w:pPr>
         <w:spacing w:line="247" w:lineRule="auto"/>
         <w:ind w:left="154"/>
+      </w:pPr>
+      <w:r>
         <w:rPr>
           <w:b/>
           <w:bCs/>
           <w:sz w:val="24"/>
           <w:szCs w:val="24"/>
           <w:highlight w:val="cyan"/>
-        </w:rPr>
-      </w:pPr>
+          <w:u w:val="single"/>
+        </w:rPr>
+        <w:t>IMPORTANT TO NOTE</w:t>
+      </w:r>
       <w:r>
         <w:rPr>
           <w:b/>
@@ -491,9 +665,8 @@
           <w:sz w:val="24"/>
           <w:szCs w:val="24"/>
           <w:highlight w:val="cyan"/>
-          <w:u w:val="single"/>
-        </w:rPr>
-        <w:t>IMPORTANT TO NOTE</w:t>
+        </w:rPr>
+        <w:t xml:space="preserve">: Kindly be informed that </w:t>
       </w:r>
       <w:r>
         <w:rPr>
@@ -502,33 +675,29 @@
           <w:sz w:val="24"/>
           <w:szCs w:val="24"/>
           <w:highlight w:val="cyan"/>
-        </w:rPr>
-        <w:t xml:space="preserve">: </w:t>
-      </w:r>
-    </w:p>
-    <w:p>
-      <w:pPr>
-        <w:spacing w:line="247" w:lineRule="auto"/>
-        <w:ind w:left="154"/>
+          <w:lang w:val="en-IN"/>
+        </w:rPr>
+        <w:t xml:space="preserve">the basketball matches for the girls' team will be held from the </w:t>
+      </w:r>
+      <w:r>
         <w:rPr>
           <w:b/>
           <w:bCs/>
           <w:sz w:val="24"/>
           <w:szCs w:val="24"/>
-          <w:highlight w:val="cyan"/>
           <w:lang w:val="en-IN"/>
         </w:rPr>
-      </w:pPr>
+        <w:t>July 25 to Ju</w:t>
+      </w:r>
       <w:r>
         <w:rPr>
           <w:b/>
           <w:bCs/>
           <w:sz w:val="24"/>
           <w:szCs w:val="24"/>
-          <w:highlight w:val="cyan"/>
-          <w:u w:val="single"/>
-        </w:rPr>
-        <w:t>GIRLS</w:t>
+          <w:lang w:val="en-IN"/>
+        </w:rPr>
+        <w:t>ly</w:t>
       </w:r>
       <w:r>
         <w:rPr>
@@ -536,9 +705,9 @@
           <w:bCs/>
           <w:sz w:val="24"/>
           <w:szCs w:val="24"/>
-          <w:highlight w:val="cyan"/>
-        </w:rPr>
-        <w:t>:</w:t>
+          <w:lang w:val="en-IN"/>
+        </w:rPr>
+        <w:t xml:space="preserve"> </w:t>
       </w:r>
       <w:r>
         <w:rPr>
@@ -546,9 +715,9 @@
           <w:bCs/>
           <w:sz w:val="24"/>
           <w:szCs w:val="24"/>
-          <w:highlight w:val="cyan"/>
-        </w:rPr>
-        <w:t xml:space="preserve"> </w:t>
+          <w:lang w:val="en-IN"/>
+        </w:rPr>
+        <w:t>27</w:t>
       </w:r>
       <w:r>
         <w:rPr>
@@ -556,10 +725,9 @@
           <w:bCs/>
           <w:sz w:val="24"/>
           <w:szCs w:val="24"/>
-          <w:highlight w:val="cyan"/>
           <w:lang w:val="en-IN"/>
         </w:rPr>
-        <w:t xml:space="preserve">June 23rd to June 25, 2026 </w:t>
+        <w:t>, 2026.</w:t>
       </w:r>
       <w:r>
         <w:rPr>
@@ -570,30 +738,27 @@
           <w:highlight w:val="cyan"/>
           <w:lang w:val="en-IN"/>
         </w:rPr>
-        <w:t>(Arrival of outstation Girls Team on June 22, 2026)</w:t>
-      </w:r>
-    </w:p>
-    <w:p>
-      <w:pPr>
-        <w:spacing w:line="247" w:lineRule="auto"/>
-        <w:ind w:left="154"/>
+        <w:t xml:space="preserve">and the boys' team matches will take place from the </w:t>
+      </w:r>
+      <w:r>
         <w:rPr>
           <w:b/>
           <w:bCs/>
           <w:sz w:val="24"/>
           <w:szCs w:val="24"/>
-        </w:rPr>
-      </w:pPr>
+          <w:lang w:val="en-IN"/>
+        </w:rPr>
+        <w:t>July 2</w:t>
+      </w:r>
       <w:r>
         <w:rPr>
           <w:b/>
           <w:bCs/>
           <w:sz w:val="24"/>
           <w:szCs w:val="24"/>
-          <w:highlight w:val="cyan"/>
-          <w:u w:val="single"/>
-        </w:rPr>
-        <w:t>BOYS</w:t>
+          <w:lang w:val="en-IN"/>
+        </w:rPr>
+        <w:t>8</w:t>
       </w:r>
       <w:r>
         <w:rPr>
@@ -601,9 +766,9 @@
           <w:bCs/>
           <w:sz w:val="24"/>
           <w:szCs w:val="24"/>
-          <w:highlight w:val="cyan"/>
-        </w:rPr>
-        <w:t>:</w:t>
+          <w:lang w:val="en-IN"/>
+        </w:rPr>
+        <w:t xml:space="preserve"> to Ju</w:t>
       </w:r>
       <w:r>
         <w:rPr>
@@ -611,9 +776,9 @@
           <w:bCs/>
           <w:sz w:val="24"/>
           <w:szCs w:val="24"/>
-          <w:highlight w:val="cyan"/>
-        </w:rPr>
-        <w:t xml:space="preserve"> </w:t>
+          <w:lang w:val="en-IN"/>
+        </w:rPr>
+        <w:t>ly</w:t>
       </w:r>
       <w:r>
         <w:rPr>
@@ -621,28 +786,10 @@
           <w:bCs/>
           <w:sz w:val="24"/>
           <w:szCs w:val="24"/>
-          <w:highlight w:val="cyan"/>
           <w:lang w:val="en-IN"/>
         </w:rPr>
-        <w:t>June 26 to June 28, 2026</w:t>
-      </w:r>
-      <w:r>
-        <w:rPr>
-          <w:b/>
-          <w:bCs/>
-          <w:sz w:val="24"/>
-          <w:szCs w:val="24"/>
-          <w:highlight w:val="cyan"/>
-          <w:lang w:val="en-IN"/>
-        </w:rPr>
-        <w:t xml:space="preserve"> (Arrival of outstation Boys Team on June 25, 2026)</w:t>
-      </w:r>
-    </w:p>
-    <w:p>
-      <w:pPr>
-        <w:spacing w:line="247" w:lineRule="auto"/>
-        <w:ind w:left="154"/>
-      </w:pPr>
+        <w:t xml:space="preserve"> 30, 2026.</w:t>
+      </w:r>
     </w:p>
     <w:p>
       <w:pPr>
@@ -1390,14 +1537,7 @@
           <w:b/>
           <w:sz w:val="24"/>
         </w:rPr>
-        <w:t>consent</w:t>
-      </w:r>
-      <w:r>
-        <w:rPr>
-          <w:b/>
-          <w:sz w:val="24"/>
-        </w:rPr>
-        <w:t xml:space="preserve"> letter/confirmation letter</w:t>
+        <w:t>consent letter/confirmation letter</w:t>
       </w:r>
       <w:r>
         <w:rPr>
@@ -1518,7 +1658,43 @@
           <w:spacing w:val="-6"/>
           <w:sz w:val="24"/>
         </w:rPr>
-        <w:t>June 10, 2026</w:t>
+        <w:t>Ju</w:t>
+      </w:r>
+      <w:r>
+        <w:rPr>
+          <w:b/>
+          <w:bCs/>
+          <w:spacing w:val="-6"/>
+          <w:sz w:val="24"/>
+        </w:rPr>
+        <w:t>ly</w:t>
+      </w:r>
+      <w:r>
+        <w:rPr>
+          <w:b/>
+          <w:bCs/>
+          <w:spacing w:val="-6"/>
+          <w:sz w:val="24"/>
+        </w:rPr>
+        <w:t xml:space="preserve"> 1</w:t>
+      </w:r>
+      <w:r>
+        <w:rPr>
+          <w:b/>
+          <w:bCs/>
+          <w:spacing w:val="-6"/>
+          <w:sz w:val="24"/>
+        </w:rPr>
+        <w:t>5</w:t>
+      </w:r>
+      <w:r>
+        <w:rPr>
+          <w:b/>
+          <w:bCs/>
+          <w:spacing w:val="-6"/>
+          <w:sz w:val="24"/>
+        </w:rPr>
+        <w:t>, 2026</w:t>
       </w:r>
       <w:r>
         <w:rPr>
@@ -1560,7 +1736,20 @@
         <w:rPr>
           <w:sz w:val="24"/>
         </w:rPr>
-        <w:t>E-Mail:</w:t>
+        <w:t>E-Mail</w:t>
+      </w:r>
+      <w:r>
+        <w:rPr>
+          <w:spacing w:val="-8"/>
+          <w:sz w:val="24"/>
+        </w:rPr>
+        <w:t xml:space="preserve"> </w:t>
+      </w:r>
+      <w:r>
+        <w:rPr>
+          <w:sz w:val="24"/>
+        </w:rPr>
+        <w:t>:</w:t>
       </w:r>
       <w:r>
         <w:rPr>
@@ -1770,7 +1959,7 @@
     </w:p>
     <w:tbl>
       <w:tblPr>
-        <w:tblW w:w="10719" w:type="dxa"/>
+        <w:tblW w:w="0" w:type="auto"/>
         <w:tblInd w:w="49" w:type="dxa"/>
         <w:tblBorders>
           <w:top w:val="single" w:sz="4" w:space="0" w:color="000000"/>
@@ -1789,8 +1978,8 @@
       </w:tblPr>
       <w:tblGrid>
         <w:gridCol w:w="821"/>
-        <w:gridCol w:w="8056"/>
-        <w:gridCol w:w="1842"/>
+        <w:gridCol w:w="6805"/>
+        <w:gridCol w:w="1561"/>
       </w:tblGrid>
       <w:tr>
         <w:trPr>
@@ -1822,7 +2011,7 @@
         </w:tc>
         <w:tc>
           <w:tcPr>
-            <w:tcW w:w="8056" w:type="dxa"/>
+            <w:tcW w:w="6805" w:type="dxa"/>
           </w:tcPr>
           <w:p>
             <w:pPr>
@@ -1860,7 +2049,7 @@
         </w:tc>
         <w:tc>
           <w:tcPr>
-            <w:tcW w:w="1842" w:type="dxa"/>
+            <w:tcW w:w="1561" w:type="dxa"/>
           </w:tcPr>
           <w:p>
             <w:pPr>
@@ -1910,7 +2099,7 @@
         </w:tc>
         <w:tc>
           <w:tcPr>
-            <w:tcW w:w="8056" w:type="dxa"/>
+            <w:tcW w:w="6805" w:type="dxa"/>
           </w:tcPr>
           <w:p>
             <w:pPr>
@@ -1978,14 +2167,17 @@
                 <w:spacing w:val="-2"/>
                 <w:sz w:val="24"/>
               </w:rPr>
-              <w:t>Secretary</w:t>
+              <w:t>Secretary/</w:t>
+            </w:r>
+            <w:r>
+              <w:t xml:space="preserve"> </w:t>
             </w:r>
             <w:r>
               <w:rPr>
                 <w:spacing w:val="-2"/>
                 <w:sz w:val="24"/>
               </w:rPr>
-              <w:t>/ Transport Incharge</w:t>
+              <w:t>Transport Incharge</w:t>
             </w:r>
             <w:r>
               <w:rPr>
@@ -1998,7 +2190,7 @@
         </w:tc>
         <w:tc>
           <w:tcPr>
-            <w:tcW w:w="1842" w:type="dxa"/>
+            <w:tcW w:w="1561" w:type="dxa"/>
           </w:tcPr>
           <w:p>
             <w:pPr>
@@ -2016,8 +2208,6 @@
               </w:rPr>
               <w:t>7973908724</w:t>
             </w:r>
-            <w:bookmarkStart w:id="1" w:name="_GoBack"/>
-            <w:bookmarkEnd w:id="1"/>
           </w:p>
         </w:tc>
       </w:tr>
@@ -2043,13 +2233,13 @@
                 <w:spacing w:val="-10"/>
                 <w:sz w:val="24"/>
               </w:rPr>
-              <w:t>2</w:t>
+              <w:t>3</w:t>
             </w:r>
           </w:p>
         </w:tc>
         <w:tc>
           <w:tcPr>
-            <w:tcW w:w="8056" w:type="dxa"/>
+            <w:tcW w:w="6805" w:type="dxa"/>
           </w:tcPr>
           <w:p>
             <w:pPr>
@@ -2063,25 +2253,13 @@
               <w:rPr>
                 <w:sz w:val="24"/>
               </w:rPr>
-              <w:t xml:space="preserve">MR. RAVINDER (Cluster </w:t>
-            </w:r>
-            <w:r>
-              <w:rPr>
-                <w:sz w:val="24"/>
-              </w:rPr>
-              <w:t>C</w:t>
-            </w:r>
-            <w:r>
-              <w:rPr>
-                <w:sz w:val="24"/>
-              </w:rPr>
-              <w:t>oordinator)</w:t>
+              <w:t>MR. RAVINDER ( Cluster co-ordinator )</w:t>
             </w:r>
           </w:p>
         </w:tc>
         <w:tc>
           <w:tcPr>
-            <w:tcW w:w="1842" w:type="dxa"/>
+            <w:tcW w:w="1561" w:type="dxa"/>
           </w:tcPr>
           <w:p>
             <w:pPr>
@@ -2130,7 +2308,7 @@
         </w:tc>
         <w:tc>
           <w:tcPr>
-            <w:tcW w:w="8056" w:type="dxa"/>
+            <w:tcW w:w="6805" w:type="dxa"/>
           </w:tcPr>
           <w:p>
             <w:pPr>
@@ -2158,7 +2336,7 @@
               <w:rPr>
                 <w:sz w:val="24"/>
               </w:rPr>
-              <w:t>(Registration</w:t>
+              <w:t>( Registration</w:t>
             </w:r>
             <w:r>
               <w:rPr>
@@ -2191,7 +2369,7 @@
         </w:tc>
         <w:tc>
           <w:tcPr>
-            <w:tcW w:w="1842" w:type="dxa"/>
+            <w:tcW w:w="1561" w:type="dxa"/>
           </w:tcPr>
           <w:p>
             <w:pPr>
@@ -2239,7 +2417,7 @@
         </w:tc>
         <w:tc>
           <w:tcPr>
-            <w:tcW w:w="8056" w:type="dxa"/>
+            <w:tcW w:w="6805" w:type="dxa"/>
           </w:tcPr>
           <w:p>
             <w:pPr>
@@ -2318,7 +2496,7 @@
         </w:tc>
         <w:tc>
           <w:tcPr>
-            <w:tcW w:w="1842" w:type="dxa"/>
+            <w:tcW w:w="1561" w:type="dxa"/>
           </w:tcPr>
           <w:p>
             <w:pPr>
@@ -2493,7 +2671,7 @@
         <w:ind w:right="8237"/>
       </w:pPr>
       <w:r>
-        <w:t>Rashmi</w:t>
+        <w:t>Mrs.Rashmi</w:t>
       </w:r>
       <w:r>
         <w:rPr>
@@ -2503,9 +2681,6 @@
       </w:r>
       <w:r>
         <w:t xml:space="preserve">Ahluwalia </w:t>
-      </w:r>
-      <w:r>
-        <w:t xml:space="preserve">Diretor/ </w:t>
       </w:r>
       <w:r>
         <w:rPr>
@@ -2538,13 +2713,7 @@
         <w:t xml:space="preserve"> </w:t>
       </w:r>
       <w:r>
-        <w:t>School Defence Road</w:t>
-      </w:r>
-      <w:r>
-        <w:t>,</w:t>
-      </w:r>
-      <w:r>
-        <w:t xml:space="preserve"> Pangoli </w:t>
+        <w:t xml:space="preserve">School Defence Road Pangoli </w:t>
       </w:r>
       <w:r>
         <w:rPr>
@@ -2787,7 +2956,7 @@
 </file>
 
 <file path=word/numbering.xml><?xml version="1.0" encoding="utf-8"?>
-<w:numbering xmlns:wpc="http://schemas.microsoft.com/office/word/2010/wordprocessingCanvas" xmlns:cx="http://schemas.microsoft.com/office/drawing/2014/chartex" xmlns:mc="http://schemas.openxmlformats.org/markup-compatibility/2006" xmlns:o="urn:schemas-microsoft-com:office:office" xmlns:r="http://schemas.openxmlformats.org/officeDocument/2006/relationships" xmlns:m="http://schemas.openxmlformats.org/officeDocument/2006/math" xmlns:v="urn:schemas-microsoft-com:vml" xmlns:wp14="http://schemas.microsoft.com/office/word/2010/wordprocessingDrawing" xmlns:wp="http://schemas.openxmlformats.org/drawingml/2006/wordprocessingDrawing" xmlns:w10="urn:schemas-microsoft-com:office:word" xmlns:w="http://schemas.openxmlformats.org/wordprocessingml/2006/main" xmlns:w14="http://schemas.microsoft.com/office/word/2010/wordml" xmlns:w15="http://schemas.microsoft.com/office/word/2012/wordml" xmlns:w16se="http://schemas.microsoft.com/office/word/2015/wordml/symex" xmlns:wpg="http://schemas.microsoft.com/office/word/2010/wordprocessingGroup" xmlns:wpi="http://schemas.microsoft.com/office/word/2010/wordprocessingInk" xmlns:wne="http://schemas.microsoft.com/office/word/2006/wordml" xmlns:wps="http://schemas.microsoft.com/office/word/2010/wordprocessingShape" mc:Ignorable="w14 w15 w16se wp14">
+<w:numbering xmlns:wpc="http://schemas.microsoft.com/office/word/2010/wordprocessingCanvas" xmlns:cx="http://schemas.microsoft.com/office/drawing/2014/chartex" xmlns:cx1="http://schemas.microsoft.com/office/drawing/2015/9/8/chartex" xmlns:cx2="http://schemas.microsoft.com/office/drawing/2015/10/21/chartex" xmlns:cx3="http://schemas.microsoft.com/office/drawing/2016/5/9/chartex" xmlns:cx4="http://schemas.microsoft.com/office/drawing/2016/5/10/chartex" xmlns:cx5="http://schemas.microsoft.com/office/drawing/2016/5/11/chartex" xmlns:cx6="http://schemas.microsoft.com/office/drawing/2016/5/12/chartex" xmlns:cx7="http://schemas.microsoft.com/office/drawing/2016/5/13/chartex" xmlns:cx8="http://schemas.microsoft.com/office/drawing/2016/5/14/chartex" xmlns:mc="http://schemas.openxmlformats.org/markup-compatibility/2006" xmlns:aink="http://schemas.microsoft.com/office/drawing/2016/ink" xmlns:am3d="http://schemas.microsoft.com/office/drawing/2017/model3d" xmlns:o="urn:schemas-microsoft-com:office:office" xmlns:oel="http://schemas.microsoft.com/office/2019/extlst" xmlns:r="http://schemas.openxmlformats.org/officeDocument/2006/relationships" xmlns:m="http://schemas.openxmlformats.org/officeDocument/2006/math" xmlns:v="urn:schemas-microsoft-com:vml" xmlns:wp14="http://schemas.microsoft.com/office/word/2010/wordprocessingDrawing" xmlns:wp="http://schemas.openxmlformats.org/drawingml/2006/wordprocessingDrawing" xmlns:w10="urn:schemas-microsoft-com:office:word" xmlns:w="http://schemas.openxmlformats.org/wordprocessingml/2006/main" xmlns:w14="http://schemas.microsoft.com/office/word/2010/wordml" xmlns:w15="http://schemas.microsoft.com/office/word/2012/wordml" xmlns:w16cex="http://schemas.microsoft.com/office/word/2018/wordml/cex" xmlns:w16cid="http://schemas.microsoft.com/office/word/2016/wordml/cid" xmlns:w16="http://schemas.microsoft.com/office/word/2018/wordml" xmlns:w16du="http://schemas.microsoft.com/office/word/2023/wordml/word16du" xmlns:w16sdtdh="http://schemas.microsoft.com/office/word/2020/wordml/sdtdatahash" xmlns:w16sdtfl="http://schemas.microsoft.com/office/word/2024/wordml/sdtformatlock" xmlns:w16se="http://schemas.microsoft.com/office/word/2015/wordml/symex" xmlns:wpg="http://schemas.microsoft.com/office/word/2010/wordprocessingGroup" xmlns:wpi="http://schemas.microsoft.com/office/word/2010/wordprocessingInk" xmlns:wne="http://schemas.microsoft.com/office/word/2006/wordml" xmlns:wps="http://schemas.microsoft.com/office/word/2010/wordprocessingShape" mc:Ignorable="w14 w15 w16se w16cid w16 w16cex w16sdtdh w16sdtfl w16du wp14">
   <w:abstractNum w:abstractNumId="0" w15:restartNumberingAfterBreak="0">
     <w:nsid w:val="23E7022D"/>
     <w:multiLevelType w:val="hybridMultilevel"/>
@@ -2912,14 +3081,14 @@
       </w:rPr>
     </w:lvl>
   </w:abstractNum>
-  <w:num w:numId="1">
+  <w:num w:numId="1" w16cid:durableId="1488594649">
     <w:abstractNumId w:val="0"/>
   </w:num>
 </w:numbering>
 </file>
 
 <file path=word/styles.xml><?xml version="1.0" encoding="utf-8"?>
-<w:styles xmlns:mc="http://schemas.openxmlformats.org/markup-compatibility/2006" xmlns:r="http://schemas.openxmlformats.org/officeDocument/2006/relationships" xmlns:w="http://schemas.openxmlformats.org/wordprocessingml/2006/main" xmlns:w14="http://schemas.microsoft.com/office/word/2010/wordml" xmlns:w15="http://schemas.microsoft.com/office/word/2012/wordml" xmlns:w16se="http://schemas.microsoft.com/office/word/2015/wordml/symex" mc:Ignorable="w14 w15 w16se">
+<w:styles xmlns:mc="http://schemas.openxmlformats.org/markup-compatibility/2006" xmlns:r="http://schemas.openxmlformats.org/officeDocument/2006/relationships" xmlns:w="http://schemas.openxmlformats.org/wordprocessingml/2006/main" xmlns:w14="http://schemas.microsoft.com/office/word/2010/wordml" xmlns:w15="http://schemas.microsoft.com/office/word/2012/wordml" xmlns:w16cex="http://schemas.microsoft.com/office/word/2018/wordml/cex" xmlns:w16cid="http://schemas.microsoft.com/office/word/2016/wordml/cid" xmlns:w16="http://schemas.microsoft.com/office/word/2018/wordml" xmlns:w16du="http://schemas.microsoft.com/office/word/2023/wordml/word16du" xmlns:w16sdtdh="http://schemas.microsoft.com/office/word/2020/wordml/sdtdatahash" xmlns:w16sdtfl="http://schemas.microsoft.com/office/word/2024/wordml/sdtformatlock" xmlns:w16se="http://schemas.microsoft.com/office/word/2015/wordml/symex" mc:Ignorable="w14 w15 w16se w16cid w16 w16cex w16sdtdh w16sdtfl w16du">
   <w:docDefaults>
     <w:rPrDefault>
       <w:rPr>
@@ -2937,7 +3106,7 @@
       </w:pPr>
     </w:pPrDefault>
   </w:docDefaults>
-  <w:latentStyles w:defLockedState="0" w:defUIPriority="99" w:defSemiHidden="0" w:defUnhideWhenUsed="0" w:defQFormat="0" w:count="371">
+  <w:latentStyles w:defLockedState="0" w:defUIPriority="99" w:defSemiHidden="0" w:defUnhideWhenUsed="0" w:defQFormat="0" w:count="376">
     <w:lsdException w:name="Normal" w:uiPriority="0" w:qFormat="1"/>
     <w:lsdException w:name="heading 1" w:uiPriority="9" w:qFormat="1"/>
     <w:lsdException w:name="heading 2" w:semiHidden="1" w:uiPriority="9" w:unhideWhenUsed="1" w:qFormat="1"/>
@@ -3309,6 +3478,11 @@
     <w:lsdException w:name="List Table 5 Dark Accent 6" w:uiPriority="50"/>
     <w:lsdException w:name="List Table 6 Colorful Accent 6" w:uiPriority="51"/>
     <w:lsdException w:name="List Table 7 Colorful Accent 6" w:uiPriority="52"/>
+    <w:lsdException w:name="Mention" w:semiHidden="1" w:unhideWhenUsed="1"/>
+    <w:lsdException w:name="Smart Hyperlink" w:semiHidden="1" w:unhideWhenUsed="1"/>
+    <w:lsdException w:name="Hashtag" w:semiHidden="1" w:unhideWhenUsed="1"/>
+    <w:lsdException w:name="Unresolved Mention" w:semiHidden="1" w:unhideWhenUsed="1"/>
+    <w:lsdException w:name="Smart Link" w:semiHidden="1" w:unhideWhenUsed="1"/>
   </w:latentStyles>
   <w:style w:type="paragraph" w:default="1" w:styleId="Normal">
     <w:name w:val="Normal"/>
@@ -3400,19 +3574,19 @@
     <w:basedOn w:val="DefaultParagraphFont"/>
     <w:uiPriority w:val="99"/>
     <w:unhideWhenUsed/>
-    <w:rsid w:val="00D00C3B"/>
+    <w:rsid w:val="0039012B"/>
     <w:rPr>
       <w:color w:val="0000FF" w:themeColor="hyperlink"/>
       <w:u w:val="single"/>
     </w:rPr>
   </w:style>
-  <w:style w:type="character" w:customStyle="1" w:styleId="UnresolvedMention">
+  <w:style w:type="character" w:styleId="UnresolvedMention">
     <w:name w:val="Unresolved Mention"/>
     <w:basedOn w:val="DefaultParagraphFont"/>
     <w:uiPriority w:val="99"/>
     <w:semiHidden/>
     <w:unhideWhenUsed/>
-    <w:rsid w:val="00D00C3B"/>
+    <w:rsid w:val="0039012B"/>
     <w:rPr>
       <w:color w:val="605E5C"/>
       <w:shd w:val="clear" w:color="auto" w:fill="E1DFDD"/>
